--- a/material/programas-de-estudio/04 Cuarto año - Programa de Estudio de Ajedrez, parte 2 (malla curricular).docx
+++ b/material/programas-de-estudio/04 Cuarto año - Programa de Estudio de Ajedrez, parte 2 (malla curricular).docx
@@ -1103,7 +1103,7 @@
         <w:rPr>
           <w:sz w:val="19"/>
         </w:rPr>
-        <w:t xml:space="preserve"> Que la persona estudiante adquiera el hábito de revisar, antes de cada jugada, qué piezas propias y rivales están indefensas, y que aprenda el primer tema táctico del año: el ataque doble, con el caballo (la horquilla), el peón, la dama, el alfil, la torre y el rey. Se usan las unidades 6 y 7 de «Ajedrez en el aula 3», el ejemplo de ataque doble del Manual 2 y la partida Greco contra un aficionado (Italia, 1620) del Manual 3. Se inicia el cuaderno de táctica del proyecto del semestre. El eje de salud se trabaja con pausas activas entre partidas y la postura frente al tablero.</w:t>
+        <w:t xml:space="preserve"> Que la persona estudiante adquiera el hábito de revisar, antes de cada jugada, qué piezas propias y rivales están indefensas, y que aprenda el primer tema táctico del año: el ataque doble, con el caballo (el tenedor), el peón, la dama, el alfil, la torre y el rey. Se usan las unidades 6 y 7 de «Ajedrez en el aula 3», el ejemplo de ataque doble del Manual 2 y la partida Greco contra un aficionado (Italia, 1620) del Manual 3. Se inicia el cuaderno de táctica del proyecto del semestre. El eje de salud se trabaja con pausas activas entre partidas y la postura frente al tablero.</w:t>
       </w:r>
     </w:p>
     <w:tbl>
@@ -1463,7 +1463,7 @@
               <w:t>Conceptuales:</w:t>
             </w:r>
             <w:r>
-              <w:t xml:space="preserve"> Ataque doble: una jugada, dos amenazas.; Horquilla de caballo y de peón.; Ataque doble de dama, alfil, torre y rey.; Ataque doble contra una pieza y una casilla de mate.</w:t>
+              <w:t xml:space="preserve"> Ataque doble: una jugada, dos amenazas.; Tenedor de caballo y de peón.; Ataque doble de dama, alfil, torre y rey.; Ataque doble contra una pieza y una casilla de mate.</w:t>
             </w:r>
           </w:p>
           <w:p>
@@ -1657,7 +1657,7 @@
               <w:t>Conceptuales:</w:t>
             </w:r>
             <w:r>
-              <w:t xml:space="preserve"> Preguntas de control del Manual 2: ¿qué amenaza mi rival?, ¿qué puedo capturar?, ¿mi jugada es un error grave?; Defensas contra el ataque doble: jugada con jaque, defender las dos piezas, contraataque.; Casillas de horquilla que conviene vigilar.</w:t>
+              <w:t xml:space="preserve"> Preguntas de control del Manual 2: ¿qué amenaza mi rival?, ¿qué puedo capturar?, ¿mi jugada es un error grave?; Defensas contra el ataque doble: jugada con jaque, defender las dos piezas, contraataque.; Casillas de tenedor que conviene vigilar.</w:t>
             </w:r>
           </w:p>
           <w:p>
@@ -3115,7 +3115,7 @@
               <w:t>Conceptuales:</w:t>
             </w:r>
             <w:r>
-              <w:t xml:space="preserve"> Vocabulario táctico: indefensa, ataque doble, horquilla, clavada, enfilada, batería, descubierta, jaque doble.; Signos de comentario: !, ?, !!, ??.; Comentario corto en la planilla.</w:t>
+              <w:t xml:space="preserve"> Vocabulario táctico: indefensa, ataque doble, tenedor, clavada, enfilada, batería, descubierta, jaque doble.; Signos de comentario: !, ?, !!, ??.; Comentario corto en la planilla.</w:t>
             </w:r>
           </w:p>
           <w:p>

--- a/material/programas-de-estudio/04 Cuarto año - Programa de Estudio de Ajedrez, parte 2 (malla curricular).docx
+++ b/material/programas-de-estudio/04 Cuarto año - Programa de Estudio de Ajedrez, parte 2 (malla curricular).docx
@@ -7460,12 +7460,12 @@
             <wp:posOffset>1276200</wp:posOffset>
           </wp:positionH>
           <wp:positionV relativeFrom="page">
-            <wp:posOffset>3071700</wp:posOffset>
+            <wp:posOffset>3092305</wp:posOffset>
           </wp:positionV>
-          <wp:extent cx="5220000" cy="3915000"/>
+          <wp:extent cx="5220000" cy="3873789"/>
           <wp:effectExtent l="0" t="0" r="0" b="0"/>
           <wp:wrapNone/>
-          <wp:docPr id="1" name="Marca de agua" descr="Logo de Oscar Angulo Cubero"/>
+          <wp:docPr id="1" name="Marca de agua" descr="Ajedrez Integral"/>
           <wp:cNvGraphicFramePr/>
           <a:graphic>
             <a:graphicData uri="http://schemas.openxmlformats.org/drawingml/2006/picture">
@@ -7483,7 +7483,7 @@
                 <pic:spPr>
                   <a:xfrm rot="-900000">
                     <a:off x="0" y="0"/>
-                    <a:ext cx="5220000" cy="3915000"/>
+                    <a:ext cx="5220000" cy="3873789"/>
                   </a:xfrm>
                   <a:prstGeom prst="rect"/>
                 </pic:spPr>
@@ -7519,12 +7519,12 @@
             <wp:posOffset>2149200</wp:posOffset>
           </wp:positionH>
           <wp:positionV relativeFrom="page">
-            <wp:posOffset>1726200</wp:posOffset>
+            <wp:posOffset>1748937</wp:posOffset>
           </wp:positionV>
-          <wp:extent cx="5760000" cy="4320000"/>
+          <wp:extent cx="5760000" cy="4274526"/>
           <wp:effectExtent l="0" t="0" r="0" b="0"/>
           <wp:wrapNone/>
-          <wp:docPr id="1" name="Marca de agua" descr="Logo de Oscar Angulo Cubero"/>
+          <wp:docPr id="1" name="Marca de agua" descr="Ajedrez Integral"/>
           <wp:cNvGraphicFramePr/>
           <a:graphic>
             <a:graphicData uri="http://schemas.openxmlformats.org/drawingml/2006/picture">
@@ -7542,7 +7542,7 @@
                 <pic:spPr>
                   <a:xfrm rot="-900000">
                     <a:off x="0" y="0"/>
-                    <a:ext cx="5760000" cy="4320000"/>
+                    <a:ext cx="5760000" cy="4274526"/>
                   </a:xfrm>
                   <a:prstGeom prst="rect"/>
                 </pic:spPr>
@@ -7578,12 +7578,12 @@
             <wp:posOffset>1276200</wp:posOffset>
           </wp:positionH>
           <wp:positionV relativeFrom="page">
-            <wp:posOffset>3071700</wp:posOffset>
+            <wp:posOffset>3092305</wp:posOffset>
           </wp:positionV>
-          <wp:extent cx="5220000" cy="3915000"/>
+          <wp:extent cx="5220000" cy="3873789"/>
           <wp:effectExtent l="0" t="0" r="0" b="0"/>
           <wp:wrapNone/>
-          <wp:docPr id="1" name="Marca de agua" descr="Logo de Oscar Angulo Cubero"/>
+          <wp:docPr id="1" name="Marca de agua" descr="Ajedrez Integral"/>
           <wp:cNvGraphicFramePr/>
           <a:graphic>
             <a:graphicData uri="http://schemas.openxmlformats.org/drawingml/2006/picture">
@@ -7601,7 +7601,7 @@
                 <pic:spPr>
                   <a:xfrm rot="-900000">
                     <a:off x="0" y="0"/>
-                    <a:ext cx="5220000" cy="3915000"/>
+                    <a:ext cx="5220000" cy="3873789"/>
                   </a:xfrm>
                   <a:prstGeom prst="rect"/>
                 </pic:spPr>
